--- a/security/Getting-Started-Safely-with-Paperclip-AI.docx
+++ b/security/Getting-Started-Safely-with-Paperclip-AI.docx
@@ -348,7 +348,7 @@
                 <w:sz w:val="20"/>
                 <w:szCs w:val="20"/>
               </w:rPr>
-              <w:t xml:space="preserve">The core server runtime (@paperclipai/server, 11MB) has no public source code. The npm package installs a persistent background server and database. The GitHub organization is less than 5 weeks old. A full security analysis is available in the companion document. This guide focuses on how to run it safely despite these concerns.</w:t>
+              <w:t xml:space="preserve">The npm package installs a persistent background server and database. The GitHub organization is less than 5 weeks old with rapid star growth. The supply chain includes 20+ dependencies. A full security analysis (including source audit) is available in the companion document. This guide focuses on how to run it safely despite these concerns.</w:t>
             </w:r>
           </w:p>
         </w:tc>
